--- a/Files/03 - Vayikra/10 - Emor/5785/Emor 5785.docx
+++ b/Files/03 - Vayikra/10 - Emor/5785/Emor 5785.docx
@@ -4034,7 +4034,7 @@
         <w:rPr>
           <w:rFonts w:ascii="Times New Roman" w:hAnsi="Times New Roman" w:cs="Times New Roman"/>
         </w:rPr>
-        <w:t>certainly be very careful before an</w:t>
+        <w:t xml:space="preserve">certainly be very careful before an </w:t>
       </w:r>
       <w:r>
         <w:rPr>

--- a/Files/03 - Vayikra/10 - Emor/5785/Emor 5785.docx
+++ b/Files/03 - Vayikra/10 - Emor/5785/Emor 5785.docx
@@ -1662,7 +1662,19 @@
         <w:rPr>
           <w:rFonts w:ascii="Times New Roman" w:hAnsi="Times New Roman" w:cs="Times New Roman"/>
         </w:rPr>
-        <w:t>brigs</w:t>
+        <w:t>bri</w:t>
+      </w:r>
+      <w:r>
+        <w:rPr>
+          <w:rFonts w:ascii="Times New Roman" w:hAnsi="Times New Roman" w:cs="Times New Roman"/>
+        </w:rPr>
+        <w:t>n</w:t>
+      </w:r>
+      <w:r>
+        <w:rPr>
+          <w:rFonts w:ascii="Times New Roman" w:hAnsi="Times New Roman" w:cs="Times New Roman"/>
+        </w:rPr>
+        <w:t>gs</w:t>
       </w:r>
       <w:r>
         <w:rPr>
@@ -2574,7 +2586,7 @@
         <w:rPr>
           <w:rFonts w:ascii="Times New Roman" w:hAnsi="Times New Roman" w:cs="Times New Roman"/>
         </w:rPr>
-        <w:t xml:space="preserve">ll use the words that that the </w:t>
+        <w:t xml:space="preserve">ll use the words that the </w:t>
       </w:r>
       <w:r>
         <w:rPr>
@@ -3252,7 +3264,14 @@
         <w:rPr>
           <w:rFonts w:ascii="Times New Roman" w:hAnsi="Times New Roman" w:cs="Times New Roman"/>
         </w:rPr>
-        <w:t xml:space="preserve"> to knock off </w:t>
+        <w:t xml:space="preserve"> </w:t>
+      </w:r>
+      <w:r>
+        <w:rPr>
+          <w:rFonts w:ascii="Times New Roman" w:hAnsi="Times New Roman" w:cs="Times New Roman"/>
+        </w:rPr>
+        <w:lastRenderedPageBreak/>
+        <w:t xml:space="preserve">to knock off </w:t>
       </w:r>
       <w:r>
         <w:rPr>
@@ -3341,14 +3360,7 @@
         <w:rPr>
           <w:rFonts w:ascii="Times New Roman" w:hAnsi="Times New Roman" w:cs="Times New Roman"/>
         </w:rPr>
-        <w:t xml:space="preserve">, </w:t>
-      </w:r>
-      <w:r>
-        <w:rPr>
-          <w:rFonts w:ascii="Times New Roman" w:hAnsi="Times New Roman" w:cs="Times New Roman"/>
-        </w:rPr>
-        <w:lastRenderedPageBreak/>
-        <w:t xml:space="preserve">to this </w:t>
+        <w:t xml:space="preserve">, to this </w:t>
       </w:r>
       <w:r>
         <w:rPr>
@@ -4034,7 +4046,7 @@
         <w:rPr>
           <w:rFonts w:ascii="Times New Roman" w:hAnsi="Times New Roman" w:cs="Times New Roman"/>
         </w:rPr>
-        <w:t xml:space="preserve">certainly be very careful before an </w:t>
+        <w:t>certainly be very careful before an</w:t>
       </w:r>
       <w:r>
         <w:rPr>

--- a/Files/03 - Vayikra/10 - Emor/5785/Emor 5785.docx
+++ b/Files/03 - Vayikra/10 - Emor/5785/Emor 5785.docx
@@ -4046,7 +4046,7 @@
         <w:rPr>
           <w:rFonts w:ascii="Times New Roman" w:hAnsi="Times New Roman" w:cs="Times New Roman"/>
         </w:rPr>
-        <w:t>certainly be very careful before an</w:t>
+        <w:t xml:space="preserve">certainly be very careful before an </w:t>
       </w:r>
       <w:r>
         <w:rPr>
